--- a/word_reports/LP_0269_위치_493_Paul Mauriat_Best of Paul.docx
+++ b/word_reports/LP_0269_위치_493_Paul Mauriat_Best of Paul.docx
@@ -4,7 +4,7 @@
   <w:body>
     <w:p>
       <w:pPr>
-        <w:spacing w:after="280"/>
+        <w:spacing w:after="80"/>
       </w:pPr>
       <w:r>
         <w:rPr w:rFonts="맑은 고딕">
@@ -13,94 +13,47 @@
           <w:color w:val="1E3A8A"/>
           <w:sz w:val="30"/>
         </w:rPr>
-        <w:t>[493] Paul Mauriat - Best of Paul Mauriat Vol. 2</w:t>
+        <w:t>Paul Mauriat (폴 모리아) - Best of Paul Mauriat Vol. 2</w:t>
       </w:r>
     </w:p>
     <w:p>
       <w:pPr>
-        <w:spacing w:after="320"/>
+        <w:spacing w:after="240"/>
       </w:pPr>
       <w:r>
         <w:rPr w:rFonts="맑은 고딕">
           <w:rFonts w:ascii="맑은 고딕" w:hAnsi="맑은 고딕" w:eastAsia="맑은 고딕"/>
           <w:b/>
-          <w:sz w:val="20"/>
+          <w:color w:val="4B5563"/>
+          <w:sz w:val="22"/>
         </w:rPr>
-        <w:t>■ 위치 : 493</w:t>
-        <w:br/>
-      </w:r>
-      <w:r>
-        <w:rPr w:rFonts="맑은 고딕">
-          <w:rFonts w:ascii="맑은 고딕" w:hAnsi="맑은 고딕" w:eastAsia="맑은 고딕"/>
-          <w:b/>
-          <w:sz w:val="20"/>
-        </w:rPr>
-        <w:t>■ 아티스트 : Paul Mauriat</w:t>
-        <w:br/>
-      </w:r>
-      <w:r>
-        <w:rPr w:rFonts="맑은 고딕">
-          <w:rFonts w:ascii="맑은 고딕" w:hAnsi="맑은 고딕" w:eastAsia="맑은 고딕"/>
-          <w:b/>
-          <w:sz w:val="20"/>
-        </w:rPr>
-        <w:t>■ 앨범명 : Best of Paul Mauriat Vol. 2</w:t>
-        <w:br/>
-      </w:r>
-      <w:r>
-        <w:rPr w:rFonts="맑은 고딕">
-          <w:rFonts w:ascii="맑은 고딕" w:hAnsi="맑은 고딕" w:eastAsia="맑은 고딕"/>
-          <w:b w:val="0"/>
-          <w:sz w:val="20"/>
-        </w:rPr>
-        <w:t>■ 음반 레이블 : Philips</w:t>
-        <w:br/>
-      </w:r>
-      <w:r>
-        <w:rPr w:rFonts="맑은 고딕">
-          <w:rFonts w:ascii="맑은 고딕" w:hAnsi="맑은 고딕" w:eastAsia="맑은 고딕"/>
-          <w:b w:val="0"/>
-          <w:sz w:val="20"/>
-        </w:rPr>
-        <w:t>■ 발매년도 : 1974</w:t>
-        <w:br/>
-      </w:r>
-      <w:r>
-        <w:rPr w:rFonts="맑은 고딕">
-          <w:rFonts w:ascii="맑은 고딕" w:hAnsi="맑은 고딕" w:eastAsia="맑은 고딕"/>
-          <w:b w:val="0"/>
-          <w:sz w:val="20"/>
-        </w:rPr>
-        <w:t>■ 장르 : 이지 리스닝 (Easy Listening) / 팝 오케스트라 (Pop Orchestral)</w:t>
-        <w:br/>
-      </w:r>
-      <w:r>
-        <w:rPr w:rFonts="맑은 고딕">
-          <w:rFonts w:ascii="맑은 고딕" w:hAnsi="맑은 고딕" w:eastAsia="맑은 고딕"/>
-          <w:b w:val="0"/>
-          <w:sz w:val="20"/>
-        </w:rPr>
-        <w:t>■ 주요 수록곡 : 1. El Bimbo (올리브의 목걸이)</w:t>
-        <w:br/>
+        <w:t>위치 :  493</w:t>
       </w:r>
     </w:p>
     <w:p>
       <w:pPr>
-        <w:spacing w:after="160"/>
+        <w:spacing w:line="324" w:lineRule="auto" w:before="80" w:after="160"/>
       </w:pPr>
       <w:r>
         <w:rPr w:rFonts="맑은 고딕">
           <w:rFonts w:ascii="맑은 고딕" w:hAnsi="맑은 고딕" w:eastAsia="맑은 고딕"/>
           <w:b/>
           <w:color w:val="1F2937"/>
-          <w:sz w:val="24"/>
+          <w:sz w:val="22"/>
         </w:rPr>
-        <w:t>■ 음반 해설 및 감상 가이드</w:t>
+        <w:t xml:space="preserve">[음반 소개] </w:t>
+      </w:r>
+      <w:r>
+        <w:rPr w:rFonts="맑은 고딕">
+          <w:rFonts w:ascii="맑은 고딕" w:hAnsi="맑은 고딕" w:eastAsia="맑은 고딕"/>
+          <w:b w:val="0"/>
+          <w:sz w:val="21"/>
+        </w:rPr>
       </w:r>
     </w:p>
     <w:p>
       <w:pPr>
-        <w:spacing w:line="312" w:lineRule="auto" w:after="120"/>
+        <w:spacing w:line="324" w:lineRule="auto" w:after="120"/>
       </w:pPr>
       <w:r>
         <w:rPr w:rFonts="맑은 고딕">
@@ -108,51 +61,516 @@
           <w:b w:val="0"/>
           <w:sz w:val="21"/>
         </w:rPr>
-        <w:t>프랑스가 낳은 세계적인 팝 오케스트라의 거장 폴 모리아(Paul Mauriat)는 클래식의 고전적 품격과 대중음악의 친근함을 완벽하게 융합해 '이지 리스닝'이라는 장르를 예술의 경지로 끌어올린 인물입니다. 본 음반 《Best of Paul Mauriat Vol. 2》는 세계적으로 폭발적인 사랑을 받았던 그의 황금기 음원 중에서도 정수만을 엄선하여 담아낸 명반입니다. 전작의 대성공에 이어 발매된 이 편집반은 폴 모리아 특유의 프랑스적인 감성과 세련된 편곡 기교가 최고조에 달했던 시기의 미학을 집대성하고 있습니다.</w:t>
+        <w:t>유려하게 일렁이는 현악의 파도와 낭만적인 멜로디의 정수를 담아낸 이 음반은, 프렌치 이지 리스닝(Easy Listening)의 거장 폴 모리아가 남긴 찬란한 음악적 유산의 집대성입니다. 클래식의 엄격한 구조미와 대중음악의 감미로운 호소력을 절묘하게 조화시킨 그의 오케스트레이션은 한 시대를 넘어 오늘날에도 고결한 울림을 선사합니다. 지친 일상에 한 줄기 청량한 지중해의 바람과도 같은 선율을 불어넣으며, 아날로그 황금기가 배태한 오케스트럴 팝의 정점을 우아하게 증명해 보이는 명반입니다.</w:t>
       </w:r>
     </w:p>
     <w:p>
       <w:pPr>
-        <w:spacing w:line="312" w:lineRule="auto" w:after="120"/>
+        <w:spacing w:line="324" w:lineRule="auto" w:before="200" w:after="80"/>
       </w:pPr>
+      <w:r>
+        <w:rPr w:rFonts="맑은 고딕">
+          <w:rFonts w:ascii="맑은 고딕" w:hAnsi="맑은 고딕" w:eastAsia="맑은 고딕"/>
+          <w:b/>
+          <w:color w:val="1E3A8A"/>
+          <w:sz w:val="24"/>
+        </w:rPr>
+        <w:t>1. 음반 데이터</w:t>
+      </w:r>
+    </w:p>
+    <w:p>
+      <w:pPr>
+        <w:spacing w:line="324" w:lineRule="auto" w:after="80"/>
+      </w:pPr>
+      <w:r>
+        <w:rPr w:rFonts="맑은 고딕">
+          <w:rFonts w:ascii="맑은 고딕" w:hAnsi="맑은 고딕" w:eastAsia="맑은 고딕"/>
+          <w:b w:val="0"/>
+          <w:color w:val="6B7280"/>
+          <w:sz w:val="21"/>
+        </w:rPr>
+        <w:t xml:space="preserve">· </w:t>
+      </w:r>
+      <w:r>
+        <w:rPr w:rFonts="맑은 고딕">
+          <w:rFonts w:ascii="맑은 고딕" w:hAnsi="맑은 고딕" w:eastAsia="맑은 고딕"/>
+          <w:b/>
+          <w:color w:val="1F2937"/>
+          <w:sz w:val="21"/>
+        </w:rPr>
+        <w:t xml:space="preserve">앨범명: </w:t>
+      </w:r>
       <w:r>
         <w:rPr w:rFonts="맑은 고딕">
           <w:rFonts w:ascii="맑은 고딕" w:hAnsi="맑은 고딕" w:eastAsia="맑은 고딕"/>
           <w:b w:val="0"/>
           <w:sz w:val="21"/>
         </w:rPr>
-        <w:t>폴 모리아 악단의 음악적 정체성은 단연 독창적인 악기 구성과 정교한 오케스트레이션에 있습니다. 맑고 찰랑거리는 체임발로(하프시코드)의 음색을 전면에 배치하여 특유의 명랑하면서도 고풍스러운 분위기를 연출하고, 여기에 풍성하게 울려 퍼지는 스트링 섹션과 절제된 브라스, 현대적인 팝 리듬 파트를 섬세하게 결합했습니다. 이러한 편곡법은 화려함 속에서도 과하지 않은 우아함을 유지하며, 듣는 이로 하여금 지중해의 바람을 맞으며 단아한 유럽의 거리를 거니는 듯한 시각적 상상력을 자극합니다.</w:t>
+        <w:t>Best of Paul Mauriat Vol. 2</w:t>
       </w:r>
     </w:p>
     <w:p>
       <w:pPr>
-        <w:spacing w:line="312" w:lineRule="auto" w:after="120"/>
+        <w:spacing w:line="324" w:lineRule="auto" w:after="80"/>
       </w:pPr>
+      <w:r>
+        <w:rPr w:rFonts="맑은 고딕">
+          <w:rFonts w:ascii="맑은 고딕" w:hAnsi="맑은 고딕" w:eastAsia="맑은 고딕"/>
+          <w:b w:val="0"/>
+          <w:color w:val="6B7280"/>
+          <w:sz w:val="21"/>
+        </w:rPr>
+        <w:t xml:space="preserve">· </w:t>
+      </w:r>
+      <w:r>
+        <w:rPr w:rFonts="맑은 고딕">
+          <w:rFonts w:ascii="맑은 고딕" w:hAnsi="맑은 고딕" w:eastAsia="맑은 고딕"/>
+          <w:b/>
+          <w:color w:val="1F2937"/>
+          <w:sz w:val="21"/>
+        </w:rPr>
+        <w:t xml:space="preserve">아티스트: </w:t>
+      </w:r>
       <w:r>
         <w:rPr w:rFonts="맑은 고딕">
           <w:rFonts w:ascii="맑은 고딕" w:hAnsi="맑은 고딕" w:eastAsia="맑은 고딕"/>
           <w:b w:val="0"/>
           <w:sz w:val="21"/>
         </w:rPr>
-        <w:t>앨범에 수록된 곡들은 하나같이 시대를 초월하여 사랑받는 명곡들로 채워져 있습니다. 국내에서도 대중적으로 폭발적인 인기를 얻었던 'El Bimbo(올리브의 목걸이)'는 경쾌한 라틴 리듬 위에 체임발로의 신비로운 선율이 더해져 일상의 시름을 잊게 만드는 마력을 발휘합니다. 또한, 'Toccata(눈물의 토카타)'는 클래식의 장엄함과 팝의 스펙터클한 전개가 돋보이는 곡으로, 극적인 긴장감과 해소가 교차하는 폴 모리아 특유의 드라마틱한 연주가 절정을 이룹니다. 서정적이고 아련한 멜로디의 'Penelope'와 'Minuetto' 역시 섬세한 현악 연주가 감수성을 깊게 자극하는 본 앨범의 주요 감상 포인트입니다.</w:t>
+        <w:t>Paul Mauriat (폴 모리아)</w:t>
       </w:r>
     </w:p>
     <w:p>
       <w:pPr>
-        <w:spacing w:line="312" w:lineRule="auto" w:after="120"/>
+        <w:spacing w:line="324" w:lineRule="auto" w:after="80"/>
       </w:pPr>
+      <w:r>
+        <w:rPr w:rFonts="맑은 고딕">
+          <w:rFonts w:ascii="맑은 고딕" w:hAnsi="맑은 고딕" w:eastAsia="맑은 고딕"/>
+          <w:b w:val="0"/>
+          <w:color w:val="6B7280"/>
+          <w:sz w:val="21"/>
+        </w:rPr>
+        <w:t xml:space="preserve">· </w:t>
+      </w:r>
+      <w:r>
+        <w:rPr w:rFonts="맑은 고딕">
+          <w:rFonts w:ascii="맑은 고딕" w:hAnsi="맑은 고딕" w:eastAsia="맑은 고딕"/>
+          <w:b/>
+          <w:color w:val="1F2937"/>
+          <w:sz w:val="21"/>
+        </w:rPr>
+        <w:t xml:space="preserve">발매 정보: </w:t>
+      </w:r>
       <w:r>
         <w:rPr w:rFonts="맑은 고딕">
           <w:rFonts w:ascii="맑은 고딕" w:hAnsi="맑은 고딕" w:eastAsia="맑은 고딕"/>
           <w:b w:val="0"/>
           <w:sz w:val="21"/>
         </w:rPr>
-        <w:t>LP라는 아날로그 매체를 통해 감상하는 이 음반은 그 가치가 더욱 특별합니다. 정교하게 디지털화된 음원에서는 느끼기 힘든 따뜻한 아날로그 질감과, 오케스트라의 각 악기 파트가 넓게 펼쳐지는 공간감은 폴 모리아 연주가 지닌 무지개빛 음색을 가장 완벽하게 재현해 냅니다. 고전적인 명료함과 현대적인 낭만이 공존하는 《Best of Paul Mauriat Vol. 2》는 단순한 추억의 음악을 넘어, 지친 현대인의 영혼을 우아하게 위로하는 시대의 영원한 클래식이라 할 수 있습니다.</w:t>
+        <w:t>1970년대 후반 필립스(Philips) 레이블을 중심으로 전 세계에 발매되었으며, 폴 모리아 악단이 남긴 수많은 히트 레퍼토리 중 음악적 완성도와 대중적 흡인력이 가장 뛰어난 곡들을 엄선하여 편찬한 공식 베스트 음반입니다.</w:t>
+      </w:r>
+    </w:p>
+    <w:p>
+      <w:pPr>
+        <w:spacing w:line="324" w:lineRule="auto" w:after="80"/>
+      </w:pPr>
+      <w:r>
+        <w:rPr w:rFonts="맑은 고딕">
+          <w:rFonts w:ascii="맑은 고딕" w:hAnsi="맑은 고딕" w:eastAsia="맑은 고딕"/>
+          <w:b w:val="0"/>
+          <w:color w:val="6B7280"/>
+          <w:sz w:val="21"/>
+        </w:rPr>
+        <w:t xml:space="preserve">· </w:t>
+      </w:r>
+      <w:r>
+        <w:rPr w:rFonts="맑은 고딕">
+          <w:rFonts w:ascii="맑은 고딕" w:hAnsi="맑은 고딕" w:eastAsia="맑은 고딕"/>
+          <w:b/>
+          <w:color w:val="1F2937"/>
+          <w:sz w:val="21"/>
+        </w:rPr>
+        <w:t xml:space="preserve">LP 인기도(판매량): </w:t>
+      </w:r>
+      <w:r>
+        <w:rPr w:rFonts="맑은 고딕">
+          <w:rFonts w:ascii="맑은 고딕" w:hAnsi="맑은 고딕" w:eastAsia="맑은 고딕"/>
+          <w:b w:val="0"/>
+          <w:sz w:val="21"/>
+        </w:rPr>
+        <w:t>발매 당시 전 세계적으로 수백만 장 이상의 경이로운 판매고를 기록하였으며, 특히 대한민국과 일본 등 동아시아 시장에서 폭발적인 반응을 얻으며 라이선스 LP 시대의 필청 음반이자 스테디셀러로 굳건히 자리매김했습니다.</w:t>
+      </w:r>
+    </w:p>
+    <w:p>
+      <w:pPr>
+        <w:spacing w:line="324" w:lineRule="auto" w:after="80"/>
+      </w:pPr>
+      <w:r>
+        <w:rPr w:rFonts="맑은 고딕">
+          <w:rFonts w:ascii="맑은 고딕" w:hAnsi="맑은 고딕" w:eastAsia="맑은 고딕"/>
+          <w:b w:val="0"/>
+          <w:color w:val="6B7280"/>
+          <w:sz w:val="21"/>
+        </w:rPr>
+        <w:t xml:space="preserve">· </w:t>
+      </w:r>
+      <w:r>
+        <w:rPr w:rFonts="맑은 고딕">
+          <w:rFonts w:ascii="맑은 고딕" w:hAnsi="맑은 고딕" w:eastAsia="맑은 고딕"/>
+          <w:b/>
+          <w:color w:val="1F2937"/>
+          <w:sz w:val="21"/>
+        </w:rPr>
+        <w:t xml:space="preserve">각종 수상경력: </w:t>
+      </w:r>
+      <w:r>
+        <w:rPr w:rFonts="맑은 고딕">
+          <w:rFonts w:ascii="맑은 고딕" w:hAnsi="맑은 고딕" w:eastAsia="맑은 고딕"/>
+          <w:b w:val="0"/>
+          <w:sz w:val="21"/>
+        </w:rPr>
+        <w:t>프랑스 음반 아카데미가 수여하는 그랑프리 뒤 디스크(Grand Prix du Disque) 수상에 빛나는 음악성을 바탕으로, 전 세계 유수의 골드/플래티넘 디스크를 휩쓸며 이지 리스닝 오케스트라 사상 독보적인 권위를 인정받았습니다.</w:t>
+      </w:r>
+    </w:p>
+    <w:p>
+      <w:pPr>
+        <w:spacing w:line="324" w:lineRule="auto" w:before="200" w:after="80"/>
+      </w:pPr>
+      <w:r>
+        <w:rPr w:rFonts="맑은 고딕">
+          <w:rFonts w:ascii="맑은 고딕" w:hAnsi="맑은 고딕" w:eastAsia="맑은 고딕"/>
+          <w:b/>
+          <w:color w:val="1E3A8A"/>
+          <w:sz w:val="24"/>
+        </w:rPr>
+        <w:t>2. 아티스트 정보</w:t>
+      </w:r>
+    </w:p>
+    <w:p>
+      <w:pPr>
+        <w:spacing w:line="324" w:lineRule="auto" w:after="80"/>
+      </w:pPr>
+      <w:r>
+        <w:rPr w:rFonts="맑은 고딕">
+          <w:rFonts w:ascii="맑은 고딕" w:hAnsi="맑은 고딕" w:eastAsia="맑은 고딕"/>
+          <w:b w:val="0"/>
+          <w:color w:val="6B7280"/>
+          <w:sz w:val="21"/>
+        </w:rPr>
+        <w:t xml:space="preserve">· </w:t>
+      </w:r>
+      <w:r>
+        <w:rPr w:rFonts="맑은 고딕">
+          <w:rFonts w:ascii="맑은 고딕" w:hAnsi="맑은 고딕" w:eastAsia="맑은 고딕"/>
+          <w:b/>
+          <w:color w:val="1F2937"/>
+          <w:sz w:val="21"/>
+        </w:rPr>
+        <w:t xml:space="preserve">국적: </w:t>
+      </w:r>
+      <w:r>
+        <w:rPr w:rFonts="맑은 고딕">
+          <w:rFonts w:ascii="맑은 고딕" w:hAnsi="맑은 고딕" w:eastAsia="맑은 고딕"/>
+          <w:b w:val="0"/>
+          <w:sz w:val="21"/>
+        </w:rPr>
+        <w:t>프랑스 (France)</w:t>
+      </w:r>
+    </w:p>
+    <w:p>
+      <w:pPr>
+        <w:spacing w:line="324" w:lineRule="auto" w:after="80"/>
+      </w:pPr>
+      <w:r>
+        <w:rPr w:rFonts="맑은 고딕">
+          <w:rFonts w:ascii="맑은 고딕" w:hAnsi="맑은 고딕" w:eastAsia="맑은 고딕"/>
+          <w:b w:val="0"/>
+          <w:color w:val="6B7280"/>
+          <w:sz w:val="21"/>
+        </w:rPr>
+        <w:t xml:space="preserve">· </w:t>
+      </w:r>
+      <w:r>
+        <w:rPr w:rFonts="맑은 고딕">
+          <w:rFonts w:ascii="맑은 고딕" w:hAnsi="맑은 고딕" w:eastAsia="맑은 고딕"/>
+          <w:b/>
+          <w:color w:val="1F2937"/>
+          <w:sz w:val="21"/>
+        </w:rPr>
+        <w:t xml:space="preserve">생몰년도: </w:t>
+      </w:r>
+      <w:r>
+        <w:rPr w:rFonts="맑은 고딕">
+          <w:rFonts w:ascii="맑은 고딕" w:hAnsi="맑은 고딕" w:eastAsia="맑은 고딕"/>
+          <w:b w:val="0"/>
+          <w:sz w:val="21"/>
+        </w:rPr>
+        <w:t>1925년 3월 4일 ~ 2006년 11월 3일</w:t>
+      </w:r>
+    </w:p>
+    <w:p>
+      <w:pPr>
+        <w:spacing w:line="324" w:lineRule="auto" w:after="80"/>
+      </w:pPr>
+      <w:r>
+        <w:rPr w:rFonts="맑은 고딕">
+          <w:rFonts w:ascii="맑은 고딕" w:hAnsi="맑은 고딕" w:eastAsia="맑은 고딕"/>
+          <w:b w:val="0"/>
+          <w:color w:val="6B7280"/>
+          <w:sz w:val="21"/>
+        </w:rPr>
+        <w:t xml:space="preserve">· </w:t>
+      </w:r>
+      <w:r>
+        <w:rPr w:rFonts="맑은 고딕">
+          <w:rFonts w:ascii="맑은 고딕" w:hAnsi="맑은 고딕" w:eastAsia="맑은 고딕"/>
+          <w:b/>
+          <w:color w:val="1F2937"/>
+          <w:sz w:val="21"/>
+        </w:rPr>
+        <w:t xml:space="preserve">그룹 소속: </w:t>
+      </w:r>
+      <w:r>
+        <w:rPr w:rFonts="맑은 고딕">
+          <w:rFonts w:ascii="맑은 고딕" w:hAnsi="맑은 고딕" w:eastAsia="맑은 고딕"/>
+          <w:b w:val="0"/>
+          <w:sz w:val="21"/>
+        </w:rPr>
+        <w:t>폴 모리아 그랜드 오케스트라 (Paul Mauriat and His Orchestra / 지휘자, 편곡자)</w:t>
+      </w:r>
+    </w:p>
+    <w:p>
+      <w:pPr>
+        <w:spacing w:line="324" w:lineRule="auto" w:after="80"/>
+      </w:pPr>
+      <w:r>
+        <w:rPr w:rFonts="맑은 고딕">
+          <w:rFonts w:ascii="맑은 고딕" w:hAnsi="맑은 고딕" w:eastAsia="맑은 고딕"/>
+          <w:b w:val="0"/>
+          <w:color w:val="6B7280"/>
+          <w:sz w:val="21"/>
+        </w:rPr>
+        <w:t xml:space="preserve">· </w:t>
+      </w:r>
+      <w:r>
+        <w:rPr w:rFonts="맑은 고딕">
+          <w:rFonts w:ascii="맑은 고딕" w:hAnsi="맑은 고딕" w:eastAsia="맑은 고딕"/>
+          <w:b/>
+          <w:color w:val="1F2937"/>
+          <w:sz w:val="21"/>
+        </w:rPr>
+        <w:t xml:space="preserve">아티스트 소개: </w:t>
+      </w:r>
+      <w:r>
+        <w:rPr w:rFonts="맑은 고딕">
+          <w:rFonts w:ascii="맑은 고딕" w:hAnsi="맑은 고딕" w:eastAsia="맑은 고딕"/>
+          <w:b w:val="0"/>
+          <w:sz w:val="21"/>
+        </w:rPr>
+        <w:t>폴 모리아는 정통 클래식 피아노와 화성학을 바탕으로 팝, 샹송, 재즈의 경계를 유려하게 허문 20세기 최고의 오케스트라 리더입니다. 특유의 투명하고 날렵한 스트링 사운드와 하프시코드의 경쾌한 울림을 도입하여 팝 오케스트라의 패러다임을 혁신하였으며, 전 세계 대중에게 품격 높은 '소리의 낭만'을 선사한 거장입니다.</w:t>
+      </w:r>
+    </w:p>
+    <w:p>
+      <w:pPr>
+        <w:spacing w:line="324" w:lineRule="auto" w:before="200" w:after="80"/>
+      </w:pPr>
+      <w:r>
+        <w:rPr w:rFonts="맑은 고딕">
+          <w:rFonts w:ascii="맑은 고딕" w:hAnsi="맑은 고딕" w:eastAsia="맑은 고딕"/>
+          <w:b/>
+          <w:color w:val="1E3A8A"/>
+          <w:sz w:val="24"/>
+        </w:rPr>
+        <w:t>3. 음반 상세 분석</w:t>
+      </w:r>
+    </w:p>
+    <w:p>
+      <w:pPr>
+        <w:spacing w:line="324" w:lineRule="auto" w:after="80"/>
+      </w:pPr>
+      <w:r>
+        <w:rPr w:rFonts="맑은 고딕">
+          <w:rFonts w:ascii="맑은 고딕" w:hAnsi="맑은 고딕" w:eastAsia="맑은 고딕"/>
+          <w:b w:val="0"/>
+          <w:color w:val="6B7280"/>
+          <w:sz w:val="21"/>
+        </w:rPr>
+        <w:t xml:space="preserve">· </w:t>
+      </w:r>
+      <w:r>
+        <w:rPr w:rFonts="맑은 고딕">
+          <w:rFonts w:ascii="맑은 고딕" w:hAnsi="맑은 고딕" w:eastAsia="맑은 고딕"/>
+          <w:b/>
+          <w:color w:val="1F2937"/>
+          <w:sz w:val="21"/>
+        </w:rPr>
+        <w:t xml:space="preserve">역사적 위치: </w:t>
+      </w:r>
+      <w:r>
+        <w:rPr w:rFonts="맑은 고딕">
+          <w:rFonts w:ascii="맑은 고딕" w:hAnsi="맑은 고딕" w:eastAsia="맑은 고딕"/>
+          <w:b w:val="0"/>
+          <w:sz w:val="21"/>
+        </w:rPr>
+        <w:t>대중음악의 선율을 대규모 관현악으로 재해석하는 '무드 음악'의 한계를 뛰어넘어, 오케스트라 자체가 독자적인 주인공이 될 수 있음을 증명한 앨범입니다. 원곡의 서정을 훼손하지 않으면서도 프랑스 특유의 감각적인 음색과 세련된 편곡을 덧입혀 팝 오케스트라 사운드가 도달할 수 있는 미학적 완성도를 선사합니다.</w:t>
+      </w:r>
+    </w:p>
+    <w:p>
+      <w:pPr>
+        <w:spacing w:line="324" w:lineRule="auto" w:after="80"/>
+      </w:pPr>
+      <w:r>
+        <w:rPr w:rFonts="맑은 고딕">
+          <w:rFonts w:ascii="맑은 고딕" w:hAnsi="맑은 고딕" w:eastAsia="맑은 고딕"/>
+          <w:b w:val="0"/>
+          <w:color w:val="6B7280"/>
+          <w:sz w:val="21"/>
+        </w:rPr>
+        <w:t xml:space="preserve">· </w:t>
+      </w:r>
+      <w:r>
+        <w:rPr w:rFonts="맑은 고딕">
+          <w:rFonts w:ascii="맑은 고딕" w:hAnsi="맑은 고딕" w:eastAsia="맑은 고딕"/>
+          <w:b/>
+          <w:color w:val="1F2937"/>
+          <w:sz w:val="21"/>
+        </w:rPr>
+        <w:t xml:space="preserve">시대의 흔적(스토리텔링): </w:t>
+      </w:r>
+      <w:r>
+        <w:rPr w:rFonts="맑은 고딕">
+          <w:rFonts w:ascii="맑은 고딕" w:hAnsi="맑은 고딕" w:eastAsia="맑은 고딕"/>
+          <w:b w:val="0"/>
+          <w:sz w:val="21"/>
+        </w:rPr>
+        <w:t>1970~80년대 한국의 수많은 다방과 라디오 음악 프로그램 시그널로 울려 퍼지던 선율들이 고스란히 담겨 있습니다. 개발과 격동의 시대를 살아가던 당시 청춘들에게 폴 모리아의 음악은 낭만과 서정을 꿈꾸게 하던 마음의 도피처이자, 일상의 품격을 높여주던 따스한 문화적 공기였습니다.</w:t>
+      </w:r>
+    </w:p>
+    <w:p>
+      <w:pPr>
+        <w:spacing w:line="324" w:lineRule="auto" w:before="200" w:after="80"/>
+      </w:pPr>
+      <w:r>
+        <w:rPr w:rFonts="맑은 고딕">
+          <w:rFonts w:ascii="맑은 고딕" w:hAnsi="맑은 고딕" w:eastAsia="맑은 고딕"/>
+          <w:b/>
+          <w:color w:val="1E3A8A"/>
+          <w:sz w:val="24"/>
+        </w:rPr>
+        <w:t>4. 주요 수록곡 및 감상 제언</w:t>
+      </w:r>
+    </w:p>
+    <w:p>
+      <w:pPr>
+        <w:spacing w:line="324" w:lineRule="auto" w:after="80"/>
+      </w:pPr>
+      <w:r>
+        <w:rPr w:rFonts="맑은 고딕">
+          <w:rFonts w:ascii="맑은 고딕" w:hAnsi="맑은 고딕" w:eastAsia="맑은 고딕"/>
+          <w:b w:val="0"/>
+          <w:color w:val="6B7280"/>
+          <w:sz w:val="21"/>
+        </w:rPr>
+        <w:t xml:space="preserve">· </w:t>
+      </w:r>
+      <w:r>
+        <w:rPr w:rFonts="맑은 고딕">
+          <w:rFonts w:ascii="맑은 고딕" w:hAnsi="맑은 고딕" w:eastAsia="맑은 고딕"/>
+          <w:b/>
+          <w:color w:val="1F2937"/>
+          <w:sz w:val="21"/>
+        </w:rPr>
+        <w:t xml:space="preserve">주요 수록곡 특징: </w:t>
+      </w:r>
+      <w:r>
+        <w:rPr w:rFonts="맑은 고딕">
+          <w:rFonts w:ascii="맑은 고딕" w:hAnsi="맑은 고딕" w:eastAsia="맑은 고딕"/>
+          <w:b w:val="0"/>
+          <w:sz w:val="21"/>
+        </w:rPr>
+        <w:t>바로크 음악의 단아한 형식미와 현대적 비트가 어우러져 격정적인 카타르시스를 자아내는 'Toccata', 페넬로페의 애절한 기다림을 서정적인 멜로디로 빚어낸 'Pénélope', 그리고 활기찬 리듬감과 화려한 브라스 섹션이 매력적인 'El Bimbo' 등 각 곡마다 눈부신 오케스트레이션과 깊은 서정미가 돋보입니다.</w:t>
+      </w:r>
+    </w:p>
+    <w:p>
+      <w:pPr>
+        <w:spacing w:line="324" w:lineRule="auto" w:after="80"/>
+      </w:pPr>
+      <w:r>
+        <w:rPr w:rFonts="맑은 고딕">
+          <w:rFonts w:ascii="맑은 고딕" w:hAnsi="맑은 고딕" w:eastAsia="맑은 고딕"/>
+          <w:b w:val="0"/>
+          <w:color w:val="6B7280"/>
+          <w:sz w:val="21"/>
+        </w:rPr>
+        <w:t xml:space="preserve">· </w:t>
+      </w:r>
+      <w:r>
+        <w:rPr w:rFonts="맑은 고딕">
+          <w:rFonts w:ascii="맑은 고딕" w:hAnsi="맑은 고딕" w:eastAsia="맑은 고딕"/>
+          <w:b/>
+          <w:color w:val="1F2937"/>
+          <w:sz w:val="21"/>
+        </w:rPr>
+        <w:t xml:space="preserve">빈티지 감상 제언: </w:t>
+      </w:r>
+      <w:r>
+        <w:rPr w:rFonts="맑은 고딕">
+          <w:rFonts w:ascii="맑은 고딕" w:hAnsi="맑은 고딕" w:eastAsia="맑은 고딕"/>
+          <w:b w:val="0"/>
+          <w:sz w:val="21"/>
+        </w:rPr>
+        <w:t>LP 특유의 넓은 다이내믹 레인지 속에서 바이올린의 섬세한 보잉과 하프시코드의 맑은 타건감이 유려하게 살아납니다. 진공관 앰프를 통해 감상할 때 현악 섹션의 질감이 한층 더 따뜻하고 풍성하게 피어나며, 아날로그 턴테이블 바늘이 소리골을 긁으며 빚어내는 온기 어린 사운드는 깊은 공간감을 선사합니다.</w:t>
+      </w:r>
+    </w:p>
+    <w:p>
+      <w:pPr>
+        <w:spacing w:line="324" w:lineRule="auto" w:after="80"/>
+      </w:pPr>
+      <w:r>
+        <w:rPr w:rFonts="맑은 고딕">
+          <w:rFonts w:ascii="맑은 고딕" w:hAnsi="맑은 고딕" w:eastAsia="맑은 고딕"/>
+          <w:b w:val="0"/>
+          <w:color w:val="6B7280"/>
+          <w:sz w:val="21"/>
+        </w:rPr>
+        <w:t xml:space="preserve">· </w:t>
+      </w:r>
+      <w:r>
+        <w:rPr w:rFonts="맑은 고딕">
+          <w:rFonts w:ascii="맑은 고딕" w:hAnsi="맑은 고딕" w:eastAsia="맑은 고딕"/>
+          <w:b/>
+          <w:color w:val="1F2937"/>
+          <w:sz w:val="21"/>
+        </w:rPr>
+        <w:t xml:space="preserve">소장 가치: </w:t>
+      </w:r>
+      <w:r>
+        <w:rPr w:rFonts="맑은 고딕">
+          <w:rFonts w:ascii="맑은 고딕" w:hAnsi="맑은 고딕" w:eastAsia="맑은 고딕"/>
+          <w:b w:val="0"/>
+          <w:sz w:val="21"/>
+        </w:rPr>
+        <w:t>디지털 음원으로는 결코 흉내 낼 수 없는 1970년대 아날로그 오케스트라 녹음의 풍성한 공기감과 입체감이 완벽히 보존되어 있어, 정통 LP 애호가와 오디오파일 모두에게 필수적인 컬렉터스 아이템입니다.</w:t>
+      </w:r>
+    </w:p>
+    <w:p>
+      <w:pPr>
+        <w:spacing w:line="324" w:lineRule="auto" w:after="120" w:before="160"/>
+      </w:pPr>
+      <w:r>
+        <w:rPr w:rFonts="맑은 고딕">
+          <w:rFonts w:ascii="맑은 고딕" w:hAnsi="맑은 고딕" w:eastAsia="맑은 고딕"/>
+          <w:b/>
+          <w:color w:val="4338CA"/>
+          <w:sz w:val="21"/>
+        </w:rPr>
+        <w:t>이 음반을 통해 아날로그 턴테이블의 바늘 끝에서 피어나는 눈부신 프랑스식 낭만과 세련된 관현악의 미학이 전해주는 감동을 다시 한번 경험해 보시는 것은 어떨까요?</w:t>
       </w:r>
     </w:p>
     <w:sectPr>
       <w:pgSz w:w="12240" w:h="15840"/>
-      <w:pgMar w:top="1440" w:right="1440" w:bottom="1440" w:left="1440" w:header="720" w:footer="720" w:gutter="0"/>
+      <w:pgMar w:top="1152" w:right="1296" w:bottom="1152" w:left="1296" w:header="720" w:footer="720" w:gutter="0"/>
       <w:cols w:space="720"/>
       <w:docGrid w:linePitch="360"/>
     </w:sectPr>

--- a/word_reports/LP_0269_위치_493_Paul Mauriat_Best of Paul.docx
+++ b/word_reports/LP_0269_위치_493_Paul Mauriat_Best of Paul.docx
@@ -32,7 +32,7 @@
     </w:p>
     <w:p>
       <w:pPr>
-        <w:spacing w:line="324" w:lineRule="auto" w:before="80" w:after="160"/>
+        <w:spacing w:line="324" w:lineRule="auto" w:before="80" w:after="120"/>
       </w:pPr>
       <w:r>
         <w:rPr w:rFonts="맑은 고딕">
@@ -42,13 +42,6 @@
           <w:sz w:val="22"/>
         </w:rPr>
         <w:t xml:space="preserve">[음반 소개] </w:t>
-      </w:r>
-      <w:r>
-        <w:rPr w:rFonts="맑은 고딕">
-          <w:rFonts w:ascii="맑은 고딕" w:hAnsi="맑은 고딕" w:eastAsia="맑은 고딕"/>
-          <w:b w:val="0"/>
-          <w:sz w:val="21"/>
-        </w:rPr>
       </w:r>
     </w:p>
     <w:p>
@@ -61,7 +54,33 @@
           <w:b w:val="0"/>
           <w:sz w:val="21"/>
         </w:rPr>
-        <w:t>유려하게 일렁이는 현악의 파도와 낭만적인 멜로디의 정수를 담아낸 이 음반은, 프렌치 이지 리스닝(Easy Listening)의 거장 폴 모리아가 남긴 찬란한 음악적 유산의 집대성입니다. 클래식의 엄격한 구조미와 대중음악의 감미로운 호소력을 절묘하게 조화시킨 그의 오케스트레이션은 한 시대를 넘어 오늘날에도 고결한 울림을 선사합니다. 지친 일상에 한 줄기 청량한 지중해의 바람과도 같은 선율을 불어넣으며, 아날로그 황금기가 배태한 오케스트럴 팝의 정점을 우아하게 증명해 보이는 명반입니다.</w:t>
+        <w:t>20세기 중후반, 전 세계 대중음악의 지형도 위에서 프랑스 파리의 낭만과 클래식의 엄격한 구조미를 가장 대중적이고 매혹적인 선율로 직조해 낸 인물을 꼽는다면 단연 폴 모리아(Paul Mauriat)일 것입니다. 그의 음악은 거칠고 분열적이던 당대의 팝 음악 씬에 투명하고 청량한 오케스트레이션의 숨결을 불어넣으며 ‘경음악(Light Music)’ 혹은 ‘이지 리스닝(Easy Listening)’이라는 장르를 하나의 독자적인 예술적 경지로 승화시켰습니다. 본작 《Best of Paul Mauriat Vol. 2》는 세계를 사로잡았던 그의 황금기 레퍼토리 중에서도 한층 성숙하고 다채로운 음악적 색채를 자랑하는 곡들을 집대성한 정선집으로, 폴 모리아 그랜드 오케스트라가 도달한 화려하고 정교한 편곡의 극치를 여실히 증명합니다.</w:t>
+      </w:r>
+    </w:p>
+    <w:p>
+      <w:pPr>
+        <w:spacing w:line="324" w:lineRule="auto" w:after="120"/>
+      </w:pPr>
+      <w:r>
+        <w:rPr w:rFonts="맑은 고딕">
+          <w:rFonts w:ascii="맑은 고딕" w:hAnsi="맑은 고딕" w:eastAsia="맑은 고딕"/>
+          <w:b w:val="0"/>
+          <w:sz w:val="21"/>
+        </w:rPr>
+        <w:t>폴 모리아 사운드의 핵심은 유려하게 물결치는 현악 파트의 벨벳 같은 질감과 반짝이는 하프시코드의 리듬, 그리고 지중해의 청량한 바람을 닮은 금관 악기와 타악기의 절묘한 균형에 있습니다. 1960년대 후반 'Love is Blue'로 빌보드 핫 100 1위를 기록하며 프렌치 팝 오케스트라의 신화를 쓴 그는, 본 음반에 수록된 연주들을 통해 샹송, 팝, 라틴, 클래식의 경계를 넘나들며 모든 멜로디에 특유의 찬란한 우수와 낭만을 덧입혔습니다. 그의 음악은 결코 화려함만을 좇는 천박한 기교에 머물지 않고, 청자의 귓가에 속삭이듯 스며들어 내면의 가장 순수한 서정성을 일깨우는 특별한 힘을 발휘합니다.</w:t>
+      </w:r>
+    </w:p>
+    <w:p>
+      <w:pPr>
+        <w:spacing w:line="324" w:lineRule="auto" w:after="120"/>
+      </w:pPr>
+      <w:r>
+        <w:rPr w:rFonts="맑은 고딕">
+          <w:rFonts w:ascii="맑은 고딕" w:hAnsi="맑은 고딕" w:eastAsia="맑은 고딕"/>
+          <w:b w:val="0"/>
+          <w:sz w:val="21"/>
+        </w:rPr>
+        <w:t>특히 본 음반은 1970~80년대 대한민국과 일본을 비롯한 동아시아 문화권에서 대단한 반향을 불러일으켰습니다. 암울하고 팍팍했던 그 시절, 폴 모리아의 선율은 라디오 전파를 타고 골목길 다방과 각 가정의 거실로 흘러들어 청춘들에게는 이국적 낭만의 환상을, 지친 현대인들에게는 따스한 정서적 안식처를 선사했습니다. 수십 년의 세월이 흐른 오늘날에도 이 음반에 새겨진 그루브 위로 얹어지는 현악의 풍성한 물결은 결코 낡지 않는 세련미를 뽐내며, 디지털 음향으로는 도저히 흉내 낼 수 없는 아날로그 특유의 벅찬 감동을 고스란히 전해줍니다.</w:t>
       </w:r>
     </w:p>
     <w:p>
@@ -168,7 +187,7 @@
           <w:b w:val="0"/>
           <w:sz w:val="21"/>
         </w:rPr>
-        <w:t>1970년대 후반 필립스(Philips) 레이블을 중심으로 전 세계에 발매되었으며, 폴 모리아 악단이 남긴 수많은 히트 레퍼토리 중 음악적 완성도와 대중적 흡인력이 가장 뛰어난 곡들을 엄선하여 편찬한 공식 베스트 음반입니다.</w:t>
+        <w:t>1970년대 중후반 필립스(Philips) 레이블을 통해 기획·발매된 공식 베스트 컴필레이션 음반으로, 전작의 메가 히트에 힘입어 그의 음악적 정점을 보여주는 정교한 편곡의 명곡들을 선별하여 프렌치 오케스트라의 정수를 선보인 명반입니다.</w:t>
       </w:r>
     </w:p>
     <w:p>
@@ -199,7 +218,7 @@
           <w:b w:val="0"/>
           <w:sz w:val="21"/>
         </w:rPr>
-        <w:t>발매 당시 전 세계적으로 수백만 장 이상의 경이로운 판매고를 기록하였으며, 특히 대한민국과 일본 등 동아시아 시장에서 폭발적인 반응을 얻으며 라이선스 LP 시대의 필청 음반이자 스테디셀러로 굳건히 자리매김했습니다.</w:t>
+        <w:t>발매 당시 프랑스는 물론 일본, 한국, 대만 등 아시아 전역에서 차트 최상위권을 석권하며 밀리언셀러를 기록했고, 오디오 애호가들의 필청 오디오 테스트 레코드로 군림하며 공전의 히트를 기록했습니다.</w:t>
       </w:r>
     </w:p>
     <w:p>
@@ -230,7 +249,7 @@
           <w:b w:val="0"/>
           <w:sz w:val="21"/>
         </w:rPr>
-        <w:t>프랑스 음반 아카데미가 수여하는 그랑프리 뒤 디스크(Grand Prix du Disque) 수상에 빛나는 음악성을 바탕으로, 전 세계 유수의 골드/플래티넘 디스크를 휩쓸며 이지 리스닝 오케스트라 사상 독보적인 권위를 인정받았습니다.</w:t>
+        <w:t>프랑스 음반 아카데미 대상(Grand Prix du Disque)을 비롯한 다수의 골든 디스크를 수상한 거장의 권위를 입증하듯, 이 앨범은 세계 평단으로부터 "프렌치 팝스 오케스트레이션의 영원한 금자탑"이라는 찬사를 받았습니다.</w:t>
       </w:r>
     </w:p>
     <w:p>
@@ -337,7 +356,7 @@
           <w:b w:val="0"/>
           <w:sz w:val="21"/>
         </w:rPr>
-        <w:t>폴 모리아 그랜드 오케스트라 (Paul Mauriat and His Orchestra / 지휘자, 편곡자)</w:t>
+        <w:t>Paul Mauriat Grand Orchestra (폴 모리아 그랜드 오케스트라, 지휘자 및 편곡자)</w:t>
       </w:r>
     </w:p>
     <w:p>
@@ -368,7 +387,7 @@
           <w:b w:val="0"/>
           <w:sz w:val="21"/>
         </w:rPr>
-        <w:t>폴 모리아는 정통 클래식 피아노와 화성학을 바탕으로 팝, 샹송, 재즈의 경계를 유려하게 허문 20세기 최고의 오케스트라 리더입니다. 특유의 투명하고 날렵한 스트링 사운드와 하프시코드의 경쾌한 울림을 도입하여 팝 오케스트라의 패러다임을 혁신하였으며, 전 세계 대중에게 품격 높은 '소리의 낭만'을 선사한 거장입니다.</w:t>
+        <w:t>마르세유 국립음악원에서 클래식을 전공한 정통 음악가이자, 샤를 아즈나부르 등 전설적 샹송 가수들의 편곡자로 활약하며 명성을 쌓았습니다. 1968년 'Love is Blue'로 프랑스 아티스트 최초의 빌보드 싱글 차트 1위를 달성하며 팝 오케스트라의 역사를 새로 쓴 20세기 최고의 편곡자이자 마에스트로입니다.</w:t>
       </w:r>
     </w:p>
     <w:p>
@@ -413,7 +432,7 @@
           <w:b w:val="0"/>
           <w:sz w:val="21"/>
         </w:rPr>
-        <w:t>대중음악의 선율을 대규모 관현악으로 재해석하는 '무드 음악'의 한계를 뛰어넘어, 오케스트라 자체가 독자적인 주인공이 될 수 있음을 증명한 앨범입니다. 원곡의 서정을 훼손하지 않으면서도 프랑스 특유의 감각적인 음색과 세련된 편곡을 덧입혀 팝 오케스트라 사운드가 도달할 수 있는 미학적 완성도를 선사합니다.</w:t>
+        <w:t>대중음악과 클래식 관현악의 유기적 결합을 완성한 역사적 가교 역할을 하는 음반입니다. 록과 디스코가 태동하던 시기, 대편성 오케스트라도 충분히 모던하고 세련된 리듬감을 지닐 수 있음을 완벽히 증명한 크로스오버의 교과서적인 작품으로 평가받습니다.</w:t>
       </w:r>
     </w:p>
     <w:p>
@@ -444,7 +463,7 @@
           <w:b w:val="0"/>
           <w:sz w:val="21"/>
         </w:rPr>
-        <w:t>1970~80년대 한국의 수많은 다방과 라디오 음악 프로그램 시그널로 울려 퍼지던 선율들이 고스란히 담겨 있습니다. 개발과 격동의 시대를 살아가던 당시 청춘들에게 폴 모리아의 음악은 낭만과 서정을 꿈꾸게 하던 마음의 도피처이자, 일상의 품격을 높여주던 따스한 문화적 공기였습니다.</w:t>
+        <w:t>70~80년대 한국의 심야 라디오 시그널과 감성적인 드라마 배경음악으로 수없이 쓰이며, 당시 청년 문화의 지적 허영과 낭만을 대변했던 아련한 시대의 공기가 고스란히 배어 있습니다. 턴테이블 바늘이 닿는 순간, 회색빛 도시에 울려 퍼지던 청량한 프렌치 멜로디의 향수를 아스라이 소환합니다.</w:t>
       </w:r>
     </w:p>
     <w:p>
@@ -489,7 +508,7 @@
           <w:b w:val="0"/>
           <w:sz w:val="21"/>
         </w:rPr>
-        <w:t>바로크 음악의 단아한 형식미와 현대적 비트가 어우러져 격정적인 카타르시스를 자아내는 'Toccata', 페넬로페의 애절한 기다림을 서정적인 멜로디로 빚어낸 'Pénélope', 그리고 활기찬 리듬감과 화려한 브라스 섹션이 매력적인 'El Bimbo' 등 각 곡마다 눈부신 오케스트레이션과 깊은 서정미가 돋보입니다.</w:t>
+        <w:t>라틴 리듬의 경쾌함과 애수가 절묘하게 교차하는 명곡 ‘El Bimbo(올리브의 목걸이)’, 바흐의 바로크 음악을 현대적 팝 감각으로 재해석하여 질주하듯 연주되는 ‘Toccata’, 그리고 한없는 우수와 비장미를 머금은 현악의 향연 ‘Penelope’ 등 수록곡 전반에 걸쳐 하프시코드의 명징한 타건과 현악 세션의 유려한 호흡이 극치를 이룹니다.</w:t>
       </w:r>
     </w:p>
     <w:p>
@@ -520,7 +539,7 @@
           <w:b w:val="0"/>
           <w:sz w:val="21"/>
         </w:rPr>
-        <w:t>LP 특유의 넓은 다이내믹 레인지 속에서 바이올린의 섬세한 보잉과 하프시코드의 맑은 타건감이 유려하게 살아납니다. 진공관 앰프를 통해 감상할 때 현악 섹션의 질감이 한층 더 따뜻하고 풍성하게 피어나며, 아날로그 턴테이블 바늘이 소리골을 긁으며 빚어내는 온기 어린 사운드는 깊은 공간감을 선사합니다.</w:t>
+        <w:t>진공관 앰프의 따뜻한 배음과 아날로그 턴테이블을 거칠 때 그 진가가 드러납니다. 특히 고음역에서 사르르 부서지는 심벌즈와 찰랑거리는 하프시코드, 저음역을 든든하게 받치는 어쿠스틱 베이스의 입체적인 무대감은 디지털 스트리밍에서는 맛볼 수 없는 깊고 투명한 공간감을 선사합니다.</w:t>
       </w:r>
     </w:p>
     <w:p>
@@ -551,7 +570,7 @@
           <w:b w:val="0"/>
           <w:sz w:val="21"/>
         </w:rPr>
-        <w:t>디지털 음원으로는 결코 흉내 낼 수 없는 1970년대 아날로그 오케스트라 녹음의 풍성한 공기감과 입체감이 완벽히 보존되어 있어, 정통 LP 애호가와 오디오파일 모두에게 필수적인 컬렉터스 아이템입니다.</w:t>
+        <w:t>폴 모리아의 수많은 디스코그래피 중에서도 트랙 간의 유기적 배치와 음질적 완성도가 가장 뛰어난 필청반입니다. 오리지널 아날로그 마스터의 온기가 그대로 살아 숨 쉬는 LP 바이닐로서, 품격 있는 클래식/팝 컬렉터라면 반드시 랙의 앞자리에 꽂아두어야 할 영원한 클래식입니다.</w:t>
       </w:r>
     </w:p>
     <w:p>
@@ -565,7 +584,7 @@
           <w:color w:val="4338CA"/>
           <w:sz w:val="21"/>
         </w:rPr>
-        <w:t>이 음반을 통해 아날로그 턴테이블의 바늘 끝에서 피어나는 눈부신 프랑스식 낭만과 세련된 관현악의 미학이 전해주는 감동을 다시 한번 경험해 보시는 것은 어떨까요?</w:t>
+        <w:t>이 음반을 통해 푸른 지중해의 바람과 파리의 낭만이 전해주는 감동을 다시 한번 경험해 보시는 것은 어떨까요?</w:t>
       </w:r>
     </w:p>
     <w:sectPr>
